--- a/output/Sample 2/gSAP_eCustoms_MIC_TechSpec.docx
+++ b/output/Sample 2/gSAP_eCustoms_MIC_TechSpec.docx
@@ -107,7 +107,7 @@
           <w:color w:val="6C757D"/>
           <w:sz w:val="22"/>
         </w:rPr>
-        <w:t>Date: May 01, 2026</w:t>
+        <w:t>Date: May 13, 2026</w:t>
       </w:r>
     </w:p>
     <w:p>
@@ -708,7 +708,7 @@
                 <w:rFonts w:ascii="Calibri" w:hAnsi="Calibri"/>
                 <w:sz w:val="20"/>
               </w:rPr>
-              <w:t>2026-05-01</w:t>
+              <w:t>2026-05-13</w:t>
             </w:r>
           </w:p>
         </w:tc>
@@ -792,7 +792,7 @@
           <w:rFonts w:ascii="Calibri" w:hAnsi="Calibri"/>
           <w:sz w:val="22"/>
         </w:rPr>
-        <w:t>Generated On: 2026-05-01 00:53</w:t>
+        <w:t>Generated On: 2026-05-13 16:11</w:t>
       </w:r>
     </w:p>
     <w:p>
@@ -2079,8 +2079,9 @@
         <w:tblLook w:firstColumn="1" w:firstRow="1" w:lastColumn="0" w:lastRow="0" w:noHBand="0" w:noVBand="1" w:val="04A0"/>
       </w:tblPr>
       <w:tblGrid>
-        <w:gridCol w:w="3118"/>
-        <w:gridCol w:w="5783"/>
+        <w:gridCol w:w="2268"/>
+        <w:gridCol w:w="2835"/>
+        <w:gridCol w:w="3798"/>
       </w:tblGrid>
       <w:tr>
         <w:trPr>
@@ -2089,7 +2090,7 @@
         </w:trPr>
         <w:tc>
           <w:tcPr>
-            <w:tcW w:type="dxa" w:w="3118"/>
+            <w:tcW w:type="dxa" w:w="2268"/>
             <w:shd w:fill="005293"/>
           </w:tcPr>
           <w:p>
@@ -2103,13 +2104,33 @@
                 <w:color w:val="FFFFFF"/>
                 <w:sz w:val="20"/>
               </w:rPr>
-              <w:t>Connection</w:t>
-            </w:r>
-          </w:p>
-        </w:tc>
-        <w:tc>
-          <w:tcPr>
-            <w:tcW w:type="dxa" w:w="5783"/>
+              <w:t>Source</w:t>
+            </w:r>
+          </w:p>
+        </w:tc>
+        <w:tc>
+          <w:tcPr>
+            <w:tcW w:type="dxa" w:w="2835"/>
+            <w:shd w:fill="005293"/>
+          </w:tcPr>
+          <w:p>
+            <w:pPr>
+              <w:keepNext/>
+            </w:pPr>
+            <w:r>
+              <w:rPr>
+                <w:rFonts w:ascii="Calibri" w:hAnsi="Calibri"/>
+                <w:b/>
+                <w:color w:val="FFFFFF"/>
+                <w:sz w:val="20"/>
+              </w:rPr>
+              <w:t>Target</w:t>
+            </w:r>
+          </w:p>
+        </w:tc>
+        <w:tc>
+          <w:tcPr>
+            <w:tcW w:type="dxa" w:w="3798"/>
             <w:shd w:fill="005293"/>
           </w:tcPr>
           <w:p>
@@ -2134,21 +2155,35 @@
         </w:trPr>
         <w:tc>
           <w:tcPr>
-            <w:tcW w:type="dxa" w:w="3118"/>
-          </w:tcPr>
-          <w:p>
-            <w:r>
-              <w:rPr>
-                <w:rFonts w:ascii="Calibri" w:hAnsi="Calibri"/>
-                <w:sz w:val="20"/>
-              </w:rPr>
-              <w:t>End Message -&gt; MIC</w:t>
-            </w:r>
-          </w:p>
-        </w:tc>
-        <w:tc>
-          <w:tcPr>
-            <w:tcW w:type="dxa" w:w="5783"/>
+            <w:tcW w:type="dxa" w:w="2268"/>
+          </w:tcPr>
+          <w:p>
+            <w:r>
+              <w:rPr>
+                <w:rFonts w:ascii="Calibri" w:hAnsi="Calibri"/>
+                <w:sz w:val="20"/>
+              </w:rPr>
+              <w:t>End Message</w:t>
+            </w:r>
+          </w:p>
+        </w:tc>
+        <w:tc>
+          <w:tcPr>
+            <w:tcW w:type="dxa" w:w="2835"/>
+          </w:tcPr>
+          <w:p>
+            <w:r>
+              <w:rPr>
+                <w:rFonts w:ascii="Calibri" w:hAnsi="Calibri"/>
+                <w:sz w:val="20"/>
+              </w:rPr>
+              <w:t>MIC</w:t>
+            </w:r>
+          </w:p>
+        </w:tc>
+        <w:tc>
+          <w:tcPr>
+            <w:tcW w:type="dxa" w:w="3798"/>
           </w:tcPr>
           <w:p>
             <w:r>
@@ -2167,7 +2202,7 @@
         </w:trPr>
         <w:tc>
           <w:tcPr>
-            <w:tcW w:type="dxa" w:w="3118"/>
+            <w:tcW w:type="dxa" w:w="2268"/>
             <w:shd w:fill="F5F8FA"/>
           </w:tcPr>
           <w:p>
@@ -2176,13 +2211,28 @@
                 <w:rFonts w:ascii="Calibri" w:hAnsi="Calibri"/>
                 <w:sz w:val="20"/>
               </w:rPr>
-              <w:t>GSAP -&gt; Start</w:t>
-            </w:r>
-          </w:p>
-        </w:tc>
-        <w:tc>
-          <w:tcPr>
-            <w:tcW w:type="dxa" w:w="5783"/>
+              <w:t>GSAP</w:t>
+            </w:r>
+          </w:p>
+        </w:tc>
+        <w:tc>
+          <w:tcPr>
+            <w:tcW w:type="dxa" w:w="2835"/>
+            <w:shd w:fill="F5F8FA"/>
+          </w:tcPr>
+          <w:p>
+            <w:r>
+              <w:rPr>
+                <w:rFonts w:ascii="Calibri" w:hAnsi="Calibri"/>
+                <w:sz w:val="20"/>
+              </w:rPr>
+              <w:t>Start</w:t>
+            </w:r>
+          </w:p>
+        </w:tc>
+        <w:tc>
+          <w:tcPr>
+            <w:tcW w:type="dxa" w:w="3798"/>
             <w:shd w:fill="F5F8FA"/>
           </w:tcPr>
           <w:p>
@@ -2221,7 +2271,7 @@
       <w:r>
         <w:drawing>
           <wp:inline xmlns:a="http://schemas.openxmlformats.org/drawingml/2006/main" xmlns:pic="http://schemas.openxmlformats.org/drawingml/2006/picture">
-            <wp:extent cx="5669280" cy="2488009"/>
+            <wp:extent cx="5669280" cy="1977255"/>
             <wp:docPr id="1" name="Picture 1"/>
             <wp:cNvGraphicFramePr>
               <a:graphicFrameLocks noChangeAspect="1"/>
@@ -2242,7 +2292,7 @@
                   <pic:spPr>
                     <a:xfrm>
                       <a:off x="0" y="0"/>
-                      <a:ext cx="5669280" cy="2488009"/>
+                      <a:ext cx="5669280" cy="1977255"/>
                     </a:xfrm>
                     <a:prstGeom prst="rect"/>
                   </pic:spPr>
@@ -2960,8 +3010,9 @@
         <w:tblLook w:firstColumn="1" w:firstRow="1" w:lastColumn="0" w:lastRow="0" w:noHBand="0" w:noVBand="1" w:val="04A0"/>
       </w:tblPr>
       <w:tblGrid>
-        <w:gridCol w:w="3118"/>
-        <w:gridCol w:w="5783"/>
+        <w:gridCol w:w="2268"/>
+        <w:gridCol w:w="2835"/>
+        <w:gridCol w:w="3798"/>
       </w:tblGrid>
       <w:tr>
         <w:trPr>
@@ -2970,7 +3021,7 @@
         </w:trPr>
         <w:tc>
           <w:tcPr>
-            <w:tcW w:type="dxa" w:w="3118"/>
+            <w:tcW w:type="dxa" w:w="2268"/>
             <w:shd w:fill="005293"/>
           </w:tcPr>
           <w:p>
@@ -2984,13 +3035,33 @@
                 <w:color w:val="FFFFFF"/>
                 <w:sz w:val="20"/>
               </w:rPr>
+              <w:t>Component Name</w:t>
+            </w:r>
+          </w:p>
+        </w:tc>
+        <w:tc>
+          <w:tcPr>
+            <w:tcW w:type="dxa" w:w="2835"/>
+            <w:shd w:fill="005293"/>
+          </w:tcPr>
+          <w:p>
+            <w:pPr>
+              <w:keepNext/>
+            </w:pPr>
+            <w:r>
+              <w:rPr>
+                <w:rFonts w:ascii="Calibri" w:hAnsi="Calibri"/>
+                <w:b/>
+                <w:color w:val="FFFFFF"/>
+                <w:sz w:val="20"/>
+              </w:rPr>
               <w:t>Key</w:t>
             </w:r>
           </w:p>
         </w:tc>
         <w:tc>
           <w:tcPr>
-            <w:tcW w:type="dxa" w:w="5783"/>
+            <w:tcW w:type="dxa" w:w="3798"/>
             <w:shd w:fill="005293"/>
           </w:tcPr>
           <w:p>
@@ -3015,7 +3086,21 @@
         </w:trPr>
         <w:tc>
           <w:tcPr>
-            <w:tcW w:type="dxa" w:w="3118"/>
+            <w:tcW w:type="dxa" w:w="2268"/>
+          </w:tcPr>
+          <w:p>
+            <w:r>
+              <w:rPr>
+                <w:rFonts w:ascii="Calibri" w:hAnsi="Calibri"/>
+                <w:sz w:val="20"/>
+              </w:rPr>
+              <w:t>Integration Process</w:t>
+            </w:r>
+          </w:p>
+        </w:tc>
+        <w:tc>
+          <w:tcPr>
+            <w:tcW w:type="dxa" w:w="2835"/>
           </w:tcPr>
           <w:p>
             <w:r>
@@ -3029,7 +3114,7 @@
         </w:tc>
         <w:tc>
           <w:tcPr>
-            <w:tcW w:type="dxa" w:w="5783"/>
+            <w:tcW w:type="dxa" w:w="3798"/>
           </w:tcPr>
           <w:p>
             <w:r>
@@ -3048,7 +3133,7 @@
         </w:trPr>
         <w:tc>
           <w:tcPr>
-            <w:tcW w:type="dxa" w:w="3118"/>
+            <w:tcW w:type="dxa" w:w="2268"/>
             <w:shd w:fill="F5F8FA"/>
           </w:tcPr>
           <w:p>
@@ -3057,13 +3142,28 @@
                 <w:rFonts w:ascii="Calibri" w:hAnsi="Calibri"/>
                 <w:sz w:val="20"/>
               </w:rPr>
+              <w:t>Integration Process</w:t>
+            </w:r>
+          </w:p>
+        </w:tc>
+        <w:tc>
+          <w:tcPr>
+            <w:tcW w:type="dxa" w:w="2835"/>
+            <w:shd w:fill="F5F8FA"/>
+          </w:tcPr>
+          <w:p>
+            <w:r>
+              <w:rPr>
+                <w:rFonts w:ascii="Calibri" w:hAnsi="Calibri"/>
+                <w:sz w:val="20"/>
+              </w:rPr>
               <w:t>Transactional Handling</w:t>
             </w:r>
           </w:p>
         </w:tc>
         <w:tc>
           <w:tcPr>
-            <w:tcW w:type="dxa" w:w="5783"/>
+            <w:tcW w:type="dxa" w:w="3798"/>
             <w:shd w:fill="F5F8FA"/>
           </w:tcPr>
           <w:p>
@@ -3320,7 +3420,7 @@
       <w:r>
         <w:drawing>
           <wp:inline xmlns:a="http://schemas.openxmlformats.org/drawingml/2006/main" xmlns:pic="http://schemas.openxmlformats.org/drawingml/2006/picture">
-            <wp:extent cx="4754880" cy="3835802"/>
+            <wp:extent cx="4754880" cy="3837790"/>
             <wp:docPr id="2" name="Picture 2"/>
             <wp:cNvGraphicFramePr>
               <a:graphicFrameLocks noChangeAspect="1"/>
@@ -3341,7 +3441,7 @@
                   <pic:spPr>
                     <a:xfrm>
                       <a:off x="0" y="0"/>
-                      <a:ext cx="4754880" cy="3835802"/>
+                      <a:ext cx="4754880" cy="3837790"/>
                     </a:xfrm>
                     <a:prstGeom prst="rect"/>
                   </pic:spPr>
@@ -3612,6 +3712,658 @@
     <w:p/>
     <w:p>
       <w:pPr>
+        <w:spacing w:after="80" w:line="276" w:lineRule="auto"/>
+      </w:pPr>
+      <w:r>
+        <w:rPr>
+          <w:rFonts w:ascii="Calibri" w:hAnsi="Calibri"/>
+          <w:b/>
+          <w:i w:val="0"/>
+          <w:color w:val="212529"/>
+          <w:sz w:val="22"/>
+        </w:rPr>
+        <w:t>Table: Detailed Sender Adapter Properties</w:t>
+      </w:r>
+    </w:p>
+    <w:tbl>
+      <w:tblPr>
+        <w:tblStyle w:val="TableGrid"/>
+        <w:tblW w:type="auto" w:w="0"/>
+        <w:jc w:val="left"/>
+        <w:tblLayout w:type="fixed"/>
+        <w:tblLook w:firstColumn="1" w:firstRow="1" w:lastColumn="0" w:lastRow="0" w:noHBand="0" w:noVBand="1" w:val="04A0"/>
+      </w:tblPr>
+      <w:tblGrid>
+        <w:gridCol w:w="3118"/>
+        <w:gridCol w:w="5783"/>
+      </w:tblGrid>
+      <w:tr>
+        <w:trPr>
+          <w:tblHeader w:val="true"/>
+          <w:cantSplit/>
+        </w:trPr>
+        <w:tc>
+          <w:tcPr>
+            <w:tcW w:type="dxa" w:w="3118"/>
+            <w:shd w:fill="005293"/>
+          </w:tcPr>
+          <w:p>
+            <w:pPr>
+              <w:keepNext/>
+            </w:pPr>
+            <w:r>
+              <w:rPr>
+                <w:rFonts w:ascii="Calibri" w:hAnsi="Calibri"/>
+                <w:b/>
+                <w:color w:val="FFFFFF"/>
+                <w:sz w:val="20"/>
+              </w:rPr>
+              <w:t>Key</w:t>
+            </w:r>
+          </w:p>
+        </w:tc>
+        <w:tc>
+          <w:tcPr>
+            <w:tcW w:type="dxa" w:w="5783"/>
+            <w:shd w:fill="005293"/>
+          </w:tcPr>
+          <w:p>
+            <w:pPr>
+              <w:keepNext/>
+            </w:pPr>
+            <w:r>
+              <w:rPr>
+                <w:rFonts w:ascii="Calibri" w:hAnsi="Calibri"/>
+                <w:b/>
+                <w:color w:val="FFFFFF"/>
+                <w:sz w:val="20"/>
+              </w:rPr>
+              <w:t>Value</w:t>
+            </w:r>
+          </w:p>
+        </w:tc>
+      </w:tr>
+      <w:tr>
+        <w:trPr>
+          <w:cantSplit/>
+        </w:trPr>
+        <w:tc>
+          <w:tcPr>
+            <w:tcW w:type="dxa" w:w="3118"/>
+          </w:tcPr>
+          <w:p>
+            <w:r>
+              <w:rPr>
+                <w:rFonts w:ascii="Calibri" w:hAnsi="Calibri"/>
+                <w:sz w:val="20"/>
+              </w:rPr>
+              <w:t>W S Security Type</w:t>
+            </w:r>
+          </w:p>
+        </w:tc>
+        <w:tc>
+          <w:tcPr>
+            <w:tcW w:type="dxa" w:w="5783"/>
+          </w:tcPr>
+          <w:p>
+            <w:r>
+              <w:rPr>
+                <w:rFonts w:ascii="Calibri" w:hAnsi="Calibri"/>
+                <w:sz w:val="20"/>
+              </w:rPr>
+              <w:t>VerifyMessage</w:t>
+            </w:r>
+          </w:p>
+        </w:tc>
+      </w:tr>
+      <w:tr>
+        <w:trPr>
+          <w:cantSplit/>
+        </w:trPr>
+        <w:tc>
+          <w:tcPr>
+            <w:tcW w:type="dxa" w:w="3118"/>
+            <w:shd w:fill="F5F8FA"/>
+          </w:tcPr>
+          <w:p>
+            <w:r>
+              <w:rPr>
+                <w:rFonts w:ascii="Calibri" w:hAnsi="Calibri"/>
+                <w:sz w:val="20"/>
+              </w:rPr>
+              <w:t>Maximum Attachment Size</w:t>
+            </w:r>
+          </w:p>
+        </w:tc>
+        <w:tc>
+          <w:tcPr>
+            <w:tcW w:type="dxa" w:w="5783"/>
+            <w:shd w:fill="F5F8FA"/>
+          </w:tcPr>
+          <w:p>
+            <w:r>
+              <w:rPr>
+                <w:rFonts w:ascii="Calibri" w:hAnsi="Calibri"/>
+                <w:sz w:val="20"/>
+              </w:rPr>
+              <w:t>100</w:t>
+            </w:r>
+          </w:p>
+        </w:tc>
+      </w:tr>
+      <w:tr>
+        <w:trPr>
+          <w:cantSplit/>
+        </w:trPr>
+        <w:tc>
+          <w:tcPr>
+            <w:tcW w:type="dxa" w:w="3118"/>
+          </w:tcPr>
+          <w:p>
+            <w:r>
+              <w:rPr>
+                <w:rFonts w:ascii="Calibri" w:hAnsi="Calibri"/>
+                <w:sz w:val="20"/>
+              </w:rPr>
+              <w:t>Use W S Addressing</w:t>
+            </w:r>
+          </w:p>
+        </w:tc>
+        <w:tc>
+          <w:tcPr>
+            <w:tcW w:type="dxa" w:w="5783"/>
+          </w:tcPr>
+          <w:p>
+            <w:r>
+              <w:rPr>
+                <w:rFonts w:ascii="Calibri" w:hAnsi="Calibri"/>
+                <w:sz w:val="20"/>
+              </w:rPr>
+              <w:t>0</w:t>
+            </w:r>
+          </w:p>
+        </w:tc>
+      </w:tr>
+      <w:tr>
+        <w:trPr>
+          <w:cantSplit/>
+        </w:trPr>
+        <w:tc>
+          <w:tcPr>
+            <w:tcW w:type="dxa" w:w="3118"/>
+            <w:shd w:fill="F5F8FA"/>
+          </w:tcPr>
+          <w:p>
+            <w:r>
+              <w:rPr>
+                <w:rFonts w:ascii="Calibri" w:hAnsi="Calibri"/>
+                <w:sz w:val="20"/>
+              </w:rPr>
+              <w:t>Soap Options</w:t>
+            </w:r>
+          </w:p>
+        </w:tc>
+        <w:tc>
+          <w:tcPr>
+            <w:tcW w:type="dxa" w:w="5783"/>
+            <w:shd w:fill="F5F8FA"/>
+          </w:tcPr>
+          <w:p>
+            <w:r>
+              <w:rPr>
+                <w:rFonts w:ascii="Calibri" w:hAnsi="Calibri"/>
+                <w:sz w:val="20"/>
+              </w:rPr>
+              <w:t>cxfRobust</w:t>
+            </w:r>
+          </w:p>
+        </w:tc>
+      </w:tr>
+      <w:tr>
+        <w:trPr>
+          <w:cantSplit/>
+        </w:trPr>
+        <w:tc>
+          <w:tcPr>
+            <w:tcW w:type="dxa" w:w="3118"/>
+          </w:tcPr>
+          <w:p>
+            <w:r>
+              <w:rPr>
+                <w:rFonts w:ascii="Calibri" w:hAnsi="Calibri"/>
+                <w:sz w:val="20"/>
+              </w:rPr>
+              <w:t>Check Time Stamp</w:t>
+            </w:r>
+          </w:p>
+        </w:tc>
+        <w:tc>
+          <w:tcPr>
+            <w:tcW w:type="dxa" w:w="5783"/>
+          </w:tcPr>
+          <w:p>
+            <w:r>
+              <w:rPr>
+                <w:rFonts w:ascii="Calibri" w:hAnsi="Calibri"/>
+                <w:sz w:val="20"/>
+              </w:rPr>
+              <w:t>0</w:t>
+            </w:r>
+          </w:p>
+        </w:tc>
+      </w:tr>
+      <w:tr>
+        <w:trPr>
+          <w:cantSplit/>
+        </w:trPr>
+        <w:tc>
+          <w:tcPr>
+            <w:tcW w:type="dxa" w:w="3118"/>
+            <w:shd w:fill="F5F8FA"/>
+          </w:tcPr>
+          <w:p>
+            <w:r>
+              <w:rPr>
+                <w:rFonts w:ascii="Calibri" w:hAnsi="Calibri"/>
+                <w:sz w:val="20"/>
+              </w:rPr>
+              <w:t>W S Security  Signature Algorithm  Inbound</w:t>
+            </w:r>
+          </w:p>
+        </w:tc>
+        <w:tc>
+          <w:tcPr>
+            <w:tcW w:type="dxa" w:w="5783"/>
+            <w:shd w:fill="F5F8FA"/>
+          </w:tcPr>
+          <w:p>
+            <w:r>
+              <w:rPr>
+                <w:rFonts w:ascii="Calibri" w:hAnsi="Calibri"/>
+                <w:sz w:val="20"/>
+              </w:rPr>
+              <w:t>SHA1</w:t>
+            </w:r>
+          </w:p>
+        </w:tc>
+      </w:tr>
+      <w:tr>
+        <w:trPr>
+          <w:cantSplit/>
+        </w:trPr>
+        <w:tc>
+          <w:tcPr>
+            <w:tcW w:type="dxa" w:w="3118"/>
+          </w:tcPr>
+          <w:p>
+            <w:r>
+              <w:rPr>
+                <w:rFonts w:ascii="Calibri" w:hAnsi="Calibri"/>
+                <w:sz w:val="20"/>
+              </w:rPr>
+              <w:t>Signing Order</w:t>
+            </w:r>
+          </w:p>
+        </w:tc>
+        <w:tc>
+          <w:tcPr>
+            <w:tcW w:type="dxa" w:w="5783"/>
+          </w:tcPr>
+          <w:p>
+            <w:r>
+              <w:rPr>
+                <w:rFonts w:ascii="Calibri" w:hAnsi="Calibri"/>
+                <w:sz w:val="20"/>
+              </w:rPr>
+              <w:t>SignBeforeEncryption</w:t>
+            </w:r>
+          </w:p>
+        </w:tc>
+      </w:tr>
+      <w:tr>
+        <w:trPr>
+          <w:cantSplit/>
+        </w:trPr>
+        <w:tc>
+          <w:tcPr>
+            <w:tcW w:type="dxa" w:w="3118"/>
+            <w:shd w:fill="F5F8FA"/>
+          </w:tcPr>
+          <w:p>
+            <w:r>
+              <w:rPr>
+                <w:rFonts w:ascii="Calibri" w:hAnsi="Calibri"/>
+                <w:sz w:val="20"/>
+              </w:rPr>
+              <w:t>X509 Token Assertion</w:t>
+            </w:r>
+          </w:p>
+        </w:tc>
+        <w:tc>
+          <w:tcPr>
+            <w:tcW w:type="dxa" w:w="5783"/>
+            <w:shd w:fill="F5F8FA"/>
+          </w:tcPr>
+          <w:p>
+            <w:r>
+              <w:rPr>
+                <w:rFonts w:ascii="Calibri" w:hAnsi="Calibri"/>
+                <w:sz w:val="20"/>
+              </w:rPr>
+              <w:t>WssX509V3Token10</w:t>
+            </w:r>
+          </w:p>
+        </w:tc>
+      </w:tr>
+      <w:tr>
+        <w:trPr>
+          <w:cantSplit/>
+        </w:trPr>
+        <w:tc>
+          <w:tcPr>
+            <w:tcW w:type="dxa" w:w="3118"/>
+          </w:tcPr>
+          <w:p>
+            <w:r>
+              <w:rPr>
+                <w:rFonts w:ascii="Calibri" w:hAnsi="Calibri"/>
+                <w:sz w:val="20"/>
+              </w:rPr>
+              <w:t>Maximum Body Size</w:t>
+            </w:r>
+          </w:p>
+        </w:tc>
+        <w:tc>
+          <w:tcPr>
+            <w:tcW w:type="dxa" w:w="5783"/>
+          </w:tcPr>
+          <w:p>
+            <w:r>
+              <w:rPr>
+                <w:rFonts w:ascii="Calibri" w:hAnsi="Calibri"/>
+                <w:sz w:val="20"/>
+              </w:rPr>
+              <w:t>40</w:t>
+            </w:r>
+          </w:p>
+        </w:tc>
+      </w:tr>
+      <w:tr>
+        <w:trPr>
+          <w:cantSplit/>
+        </w:trPr>
+        <w:tc>
+          <w:tcPr>
+            <w:tcW w:type="dxa" w:w="3118"/>
+            <w:shd w:fill="F5F8FA"/>
+          </w:tcPr>
+          <w:p>
+            <w:r>
+              <w:rPr>
+                <w:rFonts w:ascii="Calibri" w:hAnsi="Calibri"/>
+                <w:sz w:val="20"/>
+              </w:rPr>
+              <w:t>Message Exchange Pattern</w:t>
+            </w:r>
+          </w:p>
+        </w:tc>
+        <w:tc>
+          <w:tcPr>
+            <w:tcW w:type="dxa" w:w="5783"/>
+            <w:shd w:fill="F5F8FA"/>
+          </w:tcPr>
+          <w:p>
+            <w:r>
+              <w:rPr>
+                <w:rFonts w:ascii="Calibri" w:hAnsi="Calibri"/>
+                <w:sz w:val="20"/>
+              </w:rPr>
+              <w:t>OneWay</w:t>
+            </w:r>
+          </w:p>
+        </w:tc>
+      </w:tr>
+      <w:tr>
+        <w:trPr>
+          <w:cantSplit/>
+        </w:trPr>
+        <w:tc>
+          <w:tcPr>
+            <w:tcW w:type="dxa" w:w="3118"/>
+          </w:tcPr>
+          <w:p>
+            <w:r>
+              <w:rPr>
+                <w:rFonts w:ascii="Calibri" w:hAnsi="Calibri"/>
+                <w:sz w:val="20"/>
+              </w:rPr>
+              <w:t>W S Security</w:t>
+            </w:r>
+          </w:p>
+        </w:tc>
+        <w:tc>
+          <w:tcPr>
+            <w:tcW w:type="dxa" w:w="5783"/>
+          </w:tcPr>
+          <w:p>
+            <w:r>
+              <w:rPr>
+                <w:rFonts w:ascii="Calibri" w:hAnsi="Calibri"/>
+                <w:sz w:val="20"/>
+              </w:rPr>
+              <w:t>None</w:t>
+            </w:r>
+          </w:p>
+        </w:tc>
+      </w:tr>
+      <w:tr>
+        <w:trPr>
+          <w:cantSplit/>
+        </w:trPr>
+        <w:tc>
+          <w:tcPr>
+            <w:tcW w:type="dxa" w:w="3118"/>
+            <w:shd w:fill="F5F8FA"/>
+          </w:tcPr>
+          <w:p>
+            <w:r>
+              <w:rPr>
+                <w:rFonts w:ascii="Calibri" w:hAnsi="Calibri"/>
+                <w:sz w:val="20"/>
+              </w:rPr>
+              <w:t>System</w:t>
+            </w:r>
+          </w:p>
+        </w:tc>
+        <w:tc>
+          <w:tcPr>
+            <w:tcW w:type="dxa" w:w="5783"/>
+            <w:shd w:fill="F5F8FA"/>
+          </w:tcPr>
+          <w:p>
+            <w:r>
+              <w:rPr>
+                <w:rFonts w:ascii="Calibri" w:hAnsi="Calibri"/>
+                <w:sz w:val="20"/>
+              </w:rPr>
+              <w:t>GSAP</w:t>
+            </w:r>
+          </w:p>
+        </w:tc>
+      </w:tr>
+      <w:tr>
+        <w:trPr>
+          <w:cantSplit/>
+        </w:trPr>
+        <w:tc>
+          <w:tcPr>
+            <w:tcW w:type="dxa" w:w="3118"/>
+          </w:tcPr>
+          <w:p>
+            <w:r>
+              <w:rPr>
+                <w:rFonts w:ascii="Calibri" w:hAnsi="Calibri"/>
+                <w:sz w:val="20"/>
+              </w:rPr>
+              <w:t>Save Incoming Signed Message</w:t>
+            </w:r>
+          </w:p>
+        </w:tc>
+        <w:tc>
+          <w:tcPr>
+            <w:tcW w:type="dxa" w:w="5783"/>
+          </w:tcPr>
+          <w:p>
+            <w:r>
+              <w:rPr>
+                <w:rFonts w:ascii="Calibri" w:hAnsi="Calibri"/>
+                <w:sz w:val="20"/>
+              </w:rPr>
+              <w:t>0</w:t>
+            </w:r>
+          </w:p>
+        </w:tc>
+      </w:tr>
+      <w:tr>
+        <w:trPr>
+          <w:cantSplit/>
+        </w:trPr>
+        <w:tc>
+          <w:tcPr>
+            <w:tcW w:type="dxa" w:w="3118"/>
+            <w:shd w:fill="F5F8FA"/>
+          </w:tcPr>
+          <w:p>
+            <w:r>
+              <w:rPr>
+                <w:rFonts w:ascii="Calibri" w:hAnsi="Calibri"/>
+                <w:sz w:val="20"/>
+              </w:rPr>
+              <w:t>Sender Basic Security Profile Compliant</w:t>
+            </w:r>
+          </w:p>
+        </w:tc>
+        <w:tc>
+          <w:tcPr>
+            <w:tcW w:type="dxa" w:w="5783"/>
+            <w:shd w:fill="F5F8FA"/>
+          </w:tcPr>
+          <w:p>
+            <w:r>
+              <w:rPr>
+                <w:rFonts w:ascii="Calibri" w:hAnsi="Calibri"/>
+                <w:sz w:val="20"/>
+              </w:rPr>
+              <w:t>1</w:t>
+            </w:r>
+          </w:p>
+        </w:tc>
+      </w:tr>
+      <w:tr>
+        <w:trPr>
+          <w:cantSplit/>
+        </w:trPr>
+        <w:tc>
+          <w:tcPr>
+            <w:tcW w:type="dxa" w:w="3118"/>
+          </w:tcPr>
+          <w:p>
+            <w:r>
+              <w:rPr>
+                <w:rFonts w:ascii="Calibri" w:hAnsi="Calibri"/>
+                <w:sz w:val="20"/>
+              </w:rPr>
+              <w:t>Recipient Token Include Strategy</w:t>
+            </w:r>
+          </w:p>
+        </w:tc>
+        <w:tc>
+          <w:tcPr>
+            <w:tcW w:type="dxa" w:w="5783"/>
+          </w:tcPr>
+          <w:p>
+            <w:r>
+              <w:rPr>
+                <w:rFonts w:ascii="Calibri" w:hAnsi="Calibri"/>
+                <w:sz w:val="20"/>
+              </w:rPr>
+              <w:t>Never</w:t>
+            </w:r>
+          </w:p>
+        </w:tc>
+      </w:tr>
+      <w:tr>
+        <w:trPr>
+          <w:cantSplit/>
+        </w:trPr>
+        <w:tc>
+          <w:tcPr>
+            <w:tcW w:type="dxa" w:w="3118"/>
+            <w:shd w:fill="F5F8FA"/>
+          </w:tcPr>
+          <w:p>
+            <w:r>
+              <w:rPr>
+                <w:rFonts w:ascii="Calibri" w:hAnsi="Calibri"/>
+                <w:sz w:val="20"/>
+              </w:rPr>
+              <w:t>Algorithm Suite Assertion</w:t>
+            </w:r>
+          </w:p>
+        </w:tc>
+        <w:tc>
+          <w:tcPr>
+            <w:tcW w:type="dxa" w:w="5783"/>
+            <w:shd w:fill="F5F8FA"/>
+          </w:tcPr>
+          <w:p>
+            <w:r>
+              <w:rPr>
+                <w:rFonts w:ascii="Calibri" w:hAnsi="Calibri"/>
+                <w:sz w:val="20"/>
+              </w:rPr>
+              <w:t>Basic128Rsa15</w:t>
+            </w:r>
+          </w:p>
+        </w:tc>
+      </w:tr>
+      <w:tr>
+        <w:trPr>
+          <w:cantSplit/>
+        </w:trPr>
+        <w:tc>
+          <w:tcPr>
+            <w:tcW w:type="dxa" w:w="3118"/>
+          </w:tcPr>
+          <w:p>
+            <w:r>
+              <w:rPr>
+                <w:rFonts w:ascii="Calibri" w:hAnsi="Calibri"/>
+                <w:sz w:val="20"/>
+              </w:rPr>
+              <w:t>Initiator Token Include Strategy</w:t>
+            </w:r>
+          </w:p>
+        </w:tc>
+        <w:tc>
+          <w:tcPr>
+            <w:tcW w:type="dxa" w:w="5783"/>
+          </w:tcPr>
+          <w:p>
+            <w:r>
+              <w:rPr>
+                <w:rFonts w:ascii="Calibri" w:hAnsi="Calibri"/>
+                <w:sz w:val="20"/>
+              </w:rPr>
+              <w:t>AlwaysToRecipient</w:t>
+            </w:r>
+          </w:p>
+        </w:tc>
+      </w:tr>
+    </w:tbl>
+    <w:p/>
+    <w:p>
+      <w:pPr>
         <w:pStyle w:val="Heading2"/>
         <w:keepNext/>
         <w:keepLines/>
@@ -3633,7 +4385,7 @@
       <w:r>
         <w:drawing>
           <wp:inline xmlns:a="http://schemas.openxmlformats.org/drawingml/2006/main" xmlns:pic="http://schemas.openxmlformats.org/drawingml/2006/picture">
-            <wp:extent cx="4754880" cy="3835802"/>
+            <wp:extent cx="4754880" cy="3837790"/>
             <wp:docPr id="3" name="Picture 3"/>
             <wp:cNvGraphicFramePr>
               <a:graphicFrameLocks noChangeAspect="1"/>
@@ -3654,7 +4406,7 @@
                   <pic:spPr>
                     <a:xfrm>
                       <a:off x="0" y="0"/>
-                      <a:ext cx="4754880" cy="3835802"/>
+                      <a:ext cx="4754880" cy="3837790"/>
                     </a:xfrm>
                     <a:prstGeom prst="rect"/>
                   </pic:spPr>
@@ -3925,66 +4677,17 @@
     <w:p/>
     <w:p>
       <w:pPr>
-        <w:pStyle w:val="Heading2"/>
-        <w:keepNext/>
-        <w:keepLines/>
-        <w:outlineLvl w:val="1"/>
-      </w:pPr>
-      <w:r>
-        <w:rPr>
-          <w:rFonts w:ascii="Calibri Light" w:hAnsi="Calibri Light"/>
-          <w:color w:val="0078B4"/>
-          <w:sz w:val="28"/>
-        </w:rPr>
-        <w:t>5.5 Mappings</w:t>
-      </w:r>
-    </w:p>
-    <w:p>
-      <w:pPr>
-        <w:pStyle w:val="Heading3"/>
-        <w:keepNext/>
-        <w:keepLines/>
-        <w:outlineLvl w:val="2"/>
-        <w:collapsed w:val="1"/>
-        <w15:collapsed xmlns:w15="http://schemas.microsoft.com/office/word/2012/wordml"/>
-      </w:pPr>
-      <w:r>
-        <w:rPr>
-          <w:rFonts w:ascii="Calibri Light" w:hAnsi="Calibri Light"/>
-          <w:color w:val="212529"/>
-          <w:sz w:val="24"/>
-        </w:rPr>
-        <w:t>Deliveries_to_CustomsDeclaration_XSLT</w:t>
-      </w:r>
-    </w:p>
-    <w:p>
-      <w:pPr>
-        <w:spacing w:after="160" w:line="276" w:lineRule="auto"/>
+        <w:spacing w:after="80" w:line="276" w:lineRule="auto"/>
       </w:pPr>
       <w:r>
         <w:rPr>
           <w:rFonts w:ascii="Calibri" w:hAnsi="Calibri"/>
-          <w:b w:val="0"/>
+          <w:b/>
           <w:i w:val="0"/>
           <w:color w:val="212529"/>
           <w:sz w:val="22"/>
         </w:rPr>
-        <w:t>This mapping transforms Deliveries data into the CustomsDeclaration structure used later in SAP CI.</w:t>
-      </w:r>
-    </w:p>
-    <w:p>
-      <w:pPr>
-        <w:spacing w:after="160" w:line="276" w:lineRule="auto"/>
-      </w:pPr>
-      <w:r>
-        <w:rPr>
-          <w:rFonts w:ascii="Calibri" w:hAnsi="Calibri"/>
-          <w:b w:val="0"/>
-          <w:i w:val="0"/>
-          <w:color w:val="212529"/>
-          <w:sz w:val="22"/>
-        </w:rPr>
-        <w:t>It is executed during message processing to reshape the payload before the next handoff.</w:t>
+        <w:t>Table: Detailed Receiver Adapter Properties</w:t>
       </w:r>
     </w:p>
     <w:tbl>
@@ -4020,7 +4723,7 @@
                 <w:color w:val="FFFFFF"/>
                 <w:sz w:val="20"/>
               </w:rPr>
-              <w:t>Attribute</w:t>
+              <w:t>Key</w:t>
             </w:r>
           </w:p>
         </w:tc>
@@ -4059,7 +4762,7 @@
                 <w:rFonts w:ascii="Calibri" w:hAnsi="Calibri"/>
                 <w:sz w:val="20"/>
               </w:rPr>
-              <w:t>Source Message / Object</w:t>
+              <w:t>Cleanup Headers</w:t>
             </w:r>
           </w:p>
         </w:tc>
@@ -4073,7 +4776,7 @@
                 <w:rFonts w:ascii="Calibri" w:hAnsi="Calibri"/>
                 <w:sz w:val="20"/>
               </w:rPr>
-              <w:t>Deliveries</w:t>
+              <w:t>1</w:t>
             </w:r>
           </w:p>
         </w:tc>
@@ -4093,7 +4796,7 @@
                 <w:rFonts w:ascii="Calibri" w:hAnsi="Calibri"/>
                 <w:sz w:val="20"/>
               </w:rPr>
-              <w:t>Target Message / Object</w:t>
+              <w:t>User Name Token Option</w:t>
             </w:r>
           </w:p>
         </w:tc>
@@ -4108,7 +4811,7 @@
                 <w:rFonts w:ascii="Calibri" w:hAnsi="Calibri"/>
                 <w:sz w:val="20"/>
               </w:rPr>
-              <w:t>CustomsDeclaration</w:t>
+              <w:t>None</w:t>
             </w:r>
           </w:p>
         </w:tc>
@@ -4127,7 +4830,7 @@
                 <w:rFonts w:ascii="Calibri" w:hAnsi="Calibri"/>
                 <w:sz w:val="20"/>
               </w:rPr>
-              <w:t>Mapping File</w:t>
+              <w:t>W S Security  Signature Algorithm</w:t>
             </w:r>
           </w:p>
         </w:tc>
@@ -4141,7 +4844,1031 @@
                 <w:rFonts w:ascii="Calibri" w:hAnsi="Calibri"/>
                 <w:sz w:val="20"/>
               </w:rPr>
+              <w:t>SHA1</w:t>
+            </w:r>
+          </w:p>
+        </w:tc>
+      </w:tr>
+      <w:tr>
+        <w:trPr>
+          <w:cantSplit/>
+        </w:trPr>
+        <w:tc>
+          <w:tcPr>
+            <w:tcW w:type="dxa" w:w="3118"/>
+            <w:shd w:fill="F5F8FA"/>
+          </w:tcPr>
+          <w:p>
+            <w:r>
+              <w:rPr>
+                <w:rFonts w:ascii="Calibri" w:hAnsi="Calibri"/>
+                <w:sz w:val="20"/>
+              </w:rPr>
+              <w:t>Recipient X509 Token Assertion</w:t>
+            </w:r>
+          </w:p>
+        </w:tc>
+        <w:tc>
+          <w:tcPr>
+            <w:tcW w:type="dxa" w:w="5783"/>
+            <w:shd w:fill="F5F8FA"/>
+          </w:tcPr>
+          <w:p>
+            <w:r>
+              <w:rPr>
+                <w:rFonts w:ascii="Calibri" w:hAnsi="Calibri"/>
+                <w:sz w:val="20"/>
+              </w:rPr>
+              <w:t>WssX509V3Token10</w:t>
+            </w:r>
+          </w:p>
+        </w:tc>
+      </w:tr>
+      <w:tr>
+        <w:trPr>
+          <w:cantSplit/>
+        </w:trPr>
+        <w:tc>
+          <w:tcPr>
+            <w:tcW w:type="dxa" w:w="3118"/>
+          </w:tcPr>
+          <w:p>
+            <w:r>
+              <w:rPr>
+                <w:rFonts w:ascii="Calibri" w:hAnsi="Calibri"/>
+                <w:sz w:val="20"/>
+              </w:rPr>
+              <w:t>X509 Token Assertion</w:t>
+            </w:r>
+          </w:p>
+        </w:tc>
+        <w:tc>
+          <w:tcPr>
+            <w:tcW w:type="dxa" w:w="5783"/>
+          </w:tcPr>
+          <w:p>
+            <w:r>
+              <w:rPr>
+                <w:rFonts w:ascii="Calibri" w:hAnsi="Calibri"/>
+                <w:sz w:val="20"/>
+              </w:rPr>
+              <w:t>WssX509V3Token10</w:t>
+            </w:r>
+          </w:p>
+        </w:tc>
+      </w:tr>
+      <w:tr>
+        <w:trPr>
+          <w:cantSplit/>
+        </w:trPr>
+        <w:tc>
+          <w:tcPr>
+            <w:tcW w:type="dxa" w:w="3118"/>
+            <w:shd w:fill="F5F8FA"/>
+          </w:tcPr>
+          <w:p>
+            <w:r>
+              <w:rPr>
+                <w:rFonts w:ascii="Calibri" w:hAnsi="Calibri"/>
+                <w:sz w:val="20"/>
+              </w:rPr>
+              <w:t>Allow Chunking</w:t>
+            </w:r>
+          </w:p>
+        </w:tc>
+        <w:tc>
+          <w:tcPr>
+            <w:tcW w:type="dxa" w:w="5783"/>
+            <w:shd w:fill="F5F8FA"/>
+          </w:tcPr>
+          <w:p>
+            <w:r>
+              <w:rPr>
+                <w:rFonts w:ascii="Calibri" w:hAnsi="Calibri"/>
+                <w:sz w:val="20"/>
+              </w:rPr>
+              <w:t>1</w:t>
+            </w:r>
+          </w:p>
+        </w:tc>
+      </w:tr>
+      <w:tr>
+        <w:trPr>
+          <w:cantSplit/>
+        </w:trPr>
+        <w:tc>
+          <w:tcPr>
+            <w:tcW w:type="dxa" w:w="3118"/>
+          </w:tcPr>
+          <w:p>
+            <w:r>
+              <w:rPr>
+                <w:rFonts w:ascii="Calibri" w:hAnsi="Calibri"/>
+                <w:sz w:val="20"/>
+              </w:rPr>
+              <w:t>Sender Basic Security Profile Compliant</w:t>
+            </w:r>
+          </w:p>
+        </w:tc>
+        <w:tc>
+          <w:tcPr>
+            <w:tcW w:type="dxa" w:w="5783"/>
+          </w:tcPr>
+          <w:p>
+            <w:r>
+              <w:rPr>
+                <w:rFonts w:ascii="Calibri" w:hAnsi="Calibri"/>
+                <w:sz w:val="20"/>
+              </w:rPr>
+              <w:t>1</w:t>
+            </w:r>
+          </w:p>
+        </w:tc>
+      </w:tr>
+      <w:tr>
+        <w:trPr>
+          <w:cantSplit/>
+        </w:trPr>
+        <w:tc>
+          <w:tcPr>
+            <w:tcW w:type="dxa" w:w="3118"/>
+            <w:shd w:fill="F5F8FA"/>
+          </w:tcPr>
+          <w:p>
+            <w:r>
+              <w:rPr>
+                <w:rFonts w:ascii="Calibri" w:hAnsi="Calibri"/>
+                <w:sz w:val="20"/>
+              </w:rPr>
+              <w:t>System</w:t>
+            </w:r>
+          </w:p>
+        </w:tc>
+        <w:tc>
+          <w:tcPr>
+            <w:tcW w:type="dxa" w:w="5783"/>
+            <w:shd w:fill="F5F8FA"/>
+          </w:tcPr>
+          <w:p>
+            <w:r>
+              <w:rPr>
+                <w:rFonts w:ascii="Calibri" w:hAnsi="Calibri"/>
+                <w:sz w:val="20"/>
+              </w:rPr>
+              <w:t>MIC</w:t>
+            </w:r>
+          </w:p>
+        </w:tc>
+      </w:tr>
+      <w:tr>
+        <w:trPr>
+          <w:cantSplit/>
+        </w:trPr>
+        <w:tc>
+          <w:tcPr>
+            <w:tcW w:type="dxa" w:w="3118"/>
+          </w:tcPr>
+          <w:p>
+            <w:r>
+              <w:rPr>
+                <w:rFonts w:ascii="Calibri" w:hAnsi="Calibri"/>
+                <w:sz w:val="20"/>
+              </w:rPr>
+              <w:t>Algorithm Suite Assertion</w:t>
+            </w:r>
+          </w:p>
+        </w:tc>
+        <w:tc>
+          <w:tcPr>
+            <w:tcW w:type="dxa" w:w="5783"/>
+          </w:tcPr>
+          <w:p>
+            <w:r>
+              <w:rPr>
+                <w:rFonts w:ascii="Calibri" w:hAnsi="Calibri"/>
+                <w:sz w:val="20"/>
+              </w:rPr>
+              <w:t>Basic128Rsa15</w:t>
+            </w:r>
+          </w:p>
+        </w:tc>
+      </w:tr>
+      <w:tr>
+        <w:trPr>
+          <w:cantSplit/>
+        </w:trPr>
+        <w:tc>
+          <w:tcPr>
+            <w:tcW w:type="dxa" w:w="3118"/>
+            <w:shd w:fill="F5F8FA"/>
+          </w:tcPr>
+          <w:p>
+            <w:r>
+              <w:rPr>
+                <w:rFonts w:ascii="Calibri" w:hAnsi="Calibri"/>
+                <w:sz w:val="20"/>
+              </w:rPr>
+              <w:t>Transport Protocol</w:t>
+            </w:r>
+          </w:p>
+        </w:tc>
+        <w:tc>
+          <w:tcPr>
+            <w:tcW w:type="dxa" w:w="5783"/>
+            <w:shd w:fill="F5F8FA"/>
+          </w:tcPr>
+          <w:p>
+            <w:r>
+              <w:rPr>
+                <w:rFonts w:ascii="Calibri" w:hAnsi="Calibri"/>
+                <w:sz w:val="20"/>
+              </w:rPr>
+              <w:t>HTTP</w:t>
+            </w:r>
+          </w:p>
+        </w:tc>
+      </w:tr>
+      <w:tr>
+        <w:trPr>
+          <w:cantSplit/>
+        </w:trPr>
+        <w:tc>
+          <w:tcPr>
+            <w:tcW w:type="dxa" w:w="3118"/>
+          </w:tcPr>
+          <w:p>
+            <w:r>
+              <w:rPr>
+                <w:rFonts w:ascii="Calibri" w:hAnsi="Calibri"/>
+                <w:sz w:val="20"/>
+              </w:rPr>
+              <w:t>W S Security Type Outbound</w:t>
+            </w:r>
+          </w:p>
+        </w:tc>
+        <w:tc>
+          <w:tcPr>
+            <w:tcW w:type="dxa" w:w="5783"/>
+          </w:tcPr>
+          <w:p>
+            <w:r>
+              <w:rPr>
+                <w:rFonts w:ascii="Calibri" w:hAnsi="Calibri"/>
+                <w:sz w:val="20"/>
+              </w:rPr>
+              <w:t>SignMessage</w:t>
+            </w:r>
+          </w:p>
+        </w:tc>
+      </w:tr>
+      <w:tr>
+        <w:trPr>
+          <w:cantSplit/>
+        </w:trPr>
+        <w:tc>
+          <w:tcPr>
+            <w:tcW w:type="dxa" w:w="3118"/>
+            <w:shd w:fill="F5F8FA"/>
+          </w:tcPr>
+          <w:p>
+            <w:r>
+              <w:rPr>
+                <w:rFonts w:ascii="Calibri" w:hAnsi="Calibri"/>
+                <w:sz w:val="20"/>
+              </w:rPr>
+              <w:t>Initiator Token Include Strategy Outbound</w:t>
+            </w:r>
+          </w:p>
+        </w:tc>
+        <w:tc>
+          <w:tcPr>
+            <w:tcW w:type="dxa" w:w="5783"/>
+            <w:shd w:fill="F5F8FA"/>
+          </w:tcPr>
+          <w:p>
+            <w:r>
+              <w:rPr>
+                <w:rFonts w:ascii="Calibri" w:hAnsi="Calibri"/>
+                <w:sz w:val="20"/>
+              </w:rPr>
+              <w:t>AlwaysToRecipient</w:t>
+            </w:r>
+          </w:p>
+        </w:tc>
+      </w:tr>
+      <w:tr>
+        <w:trPr>
+          <w:cantSplit/>
+        </w:trPr>
+        <w:tc>
+          <w:tcPr>
+            <w:tcW w:type="dxa" w:w="3118"/>
+          </w:tcPr>
+          <w:p>
+            <w:r>
+              <w:rPr>
+                <w:rFonts w:ascii="Calibri" w:hAnsi="Calibri"/>
+                <w:sz w:val="20"/>
+              </w:rPr>
+              <w:t>Set Time Stamp</w:t>
+            </w:r>
+          </w:p>
+        </w:tc>
+        <w:tc>
+          <w:tcPr>
+            <w:tcW w:type="dxa" w:w="5783"/>
+          </w:tcPr>
+          <w:p>
+            <w:r>
+              <w:rPr>
+                <w:rFonts w:ascii="Calibri" w:hAnsi="Calibri"/>
+                <w:sz w:val="20"/>
+              </w:rPr>
+              <w:t>0</w:t>
+            </w:r>
+          </w:p>
+        </w:tc>
+      </w:tr>
+      <w:tr>
+        <w:trPr>
+          <w:cantSplit/>
+        </w:trPr>
+        <w:tc>
+          <w:tcPr>
+            <w:tcW w:type="dxa" w:w="3118"/>
+            <w:shd w:fill="F5F8FA"/>
+          </w:tcPr>
+          <w:p>
+            <w:r>
+              <w:rPr>
+                <w:rFonts w:ascii="Calibri" w:hAnsi="Calibri"/>
+                <w:sz w:val="20"/>
+              </w:rPr>
+              <w:t>Compress Message</w:t>
+            </w:r>
+          </w:p>
+        </w:tc>
+        <w:tc>
+          <w:tcPr>
+            <w:tcW w:type="dxa" w:w="5783"/>
+            <w:shd w:fill="F5F8FA"/>
+          </w:tcPr>
+          <w:p>
+            <w:r>
+              <w:rPr>
+                <w:rFonts w:ascii="Calibri" w:hAnsi="Calibri"/>
+                <w:sz w:val="20"/>
+              </w:rPr>
+              <w:t>0</w:t>
+            </w:r>
+          </w:p>
+        </w:tc>
+      </w:tr>
+      <w:tr>
+        <w:trPr>
+          <w:cantSplit/>
+        </w:trPr>
+        <w:tc>
+          <w:tcPr>
+            <w:tcW w:type="dxa" w:w="3118"/>
+          </w:tcPr>
+          <w:p>
+            <w:r>
+              <w:rPr>
+                <w:rFonts w:ascii="Calibri" w:hAnsi="Calibri"/>
+                <w:sz w:val="20"/>
+              </w:rPr>
+              <w:t>Send Http Response Code</w:t>
+            </w:r>
+          </w:p>
+        </w:tc>
+        <w:tc>
+          <w:tcPr>
+            <w:tcW w:type="dxa" w:w="5783"/>
+          </w:tcPr>
+          <w:p>
+            <w:r>
+              <w:rPr>
+                <w:rFonts w:ascii="Calibri" w:hAnsi="Calibri"/>
+                <w:sz w:val="20"/>
+              </w:rPr>
+              <w:t>1</w:t>
+            </w:r>
+          </w:p>
+        </w:tc>
+      </w:tr>
+      <w:tr>
+        <w:trPr>
+          <w:cantSplit/>
+        </w:trPr>
+        <w:tc>
+          <w:tcPr>
+            <w:tcW w:type="dxa" w:w="3118"/>
+            <w:shd w:fill="F5F8FA"/>
+          </w:tcPr>
+          <w:p>
+            <w:r>
+              <w:rPr>
+                <w:rFonts w:ascii="Calibri" w:hAnsi="Calibri"/>
+                <w:sz w:val="20"/>
+              </w:rPr>
+              <w:t>Message Protocol</w:t>
+            </w:r>
+          </w:p>
+        </w:tc>
+        <w:tc>
+          <w:tcPr>
+            <w:tcW w:type="dxa" w:w="5783"/>
+            <w:shd w:fill="F5F8FA"/>
+          </w:tcPr>
+          <w:p>
+            <w:r>
+              <w:rPr>
+                <w:rFonts w:ascii="Calibri" w:hAnsi="Calibri"/>
+                <w:sz w:val="20"/>
+              </w:rPr>
+              <w:t>SOAP 1.x</w:t>
+            </w:r>
+          </w:p>
+        </w:tc>
+      </w:tr>
+      <w:tr>
+        <w:trPr>
+          <w:cantSplit/>
+        </w:trPr>
+        <w:tc>
+          <w:tcPr>
+            <w:tcW w:type="dxa" w:w="3118"/>
+          </w:tcPr>
+          <w:p>
+            <w:r>
+              <w:rPr>
+                <w:rFonts w:ascii="Calibri" w:hAnsi="Calibri"/>
+                <w:sz w:val="20"/>
+              </w:rPr>
+              <w:t>Request Timeout</w:t>
+            </w:r>
+          </w:p>
+        </w:tc>
+        <w:tc>
+          <w:tcPr>
+            <w:tcW w:type="dxa" w:w="5783"/>
+          </w:tcPr>
+          <w:p>
+            <w:r>
+              <w:rPr>
+                <w:rFonts w:ascii="Calibri" w:hAnsi="Calibri"/>
+                <w:sz w:val="20"/>
+              </w:rPr>
+              <w:t>60000</w:t>
+            </w:r>
+          </w:p>
+        </w:tc>
+      </w:tr>
+      <w:tr>
+        <w:trPr>
+          <w:cantSplit/>
+        </w:trPr>
+        <w:tc>
+          <w:tcPr>
+            <w:tcW w:type="dxa" w:w="3118"/>
+            <w:shd w:fill="F5F8FA"/>
+          </w:tcPr>
+          <w:p>
+            <w:r>
+              <w:rPr>
+                <w:rFonts w:ascii="Calibri" w:hAnsi="Calibri"/>
+                <w:sz w:val="20"/>
+              </w:rPr>
+              <w:t>Sender Basic Security Profile Compliant Wsdl</w:t>
+            </w:r>
+          </w:p>
+        </w:tc>
+        <w:tc>
+          <w:tcPr>
+            <w:tcW w:type="dxa" w:w="5783"/>
+            <w:shd w:fill="F5F8FA"/>
+          </w:tcPr>
+          <w:p>
+            <w:r>
+              <w:rPr>
+                <w:rFonts w:ascii="Calibri" w:hAnsi="Calibri"/>
+                <w:sz w:val="20"/>
+              </w:rPr>
+              <w:t>1</w:t>
+            </w:r>
+          </w:p>
+        </w:tc>
+      </w:tr>
+      <w:tr>
+        <w:trPr>
+          <w:cantSplit/>
+        </w:trPr>
+        <w:tc>
+          <w:tcPr>
+            <w:tcW w:type="dxa" w:w="3118"/>
+          </w:tcPr>
+          <w:p>
+            <w:r>
+              <w:rPr>
+                <w:rFonts w:ascii="Calibri" w:hAnsi="Calibri"/>
+                <w:sz w:val="20"/>
+              </w:rPr>
+              <w:t>Proxy Type</w:t>
+            </w:r>
+          </w:p>
+        </w:tc>
+        <w:tc>
+          <w:tcPr>
+            <w:tcW w:type="dxa" w:w="5783"/>
+          </w:tcPr>
+          <w:p>
+            <w:r>
+              <w:rPr>
+                <w:rFonts w:ascii="Calibri" w:hAnsi="Calibri"/>
+                <w:sz w:val="20"/>
+              </w:rPr>
+              <w:t>default</w:t>
+            </w:r>
+          </w:p>
+        </w:tc>
+      </w:tr>
+      <w:tr>
+        <w:trPr>
+          <w:cantSplit/>
+        </w:trPr>
+        <w:tc>
+          <w:tcPr>
+            <w:tcW w:type="dxa" w:w="3118"/>
+            <w:shd w:fill="F5F8FA"/>
+          </w:tcPr>
+          <w:p>
+            <w:r>
+              <w:rPr>
+                <w:rFonts w:ascii="Calibri" w:hAnsi="Calibri"/>
+                <w:sz w:val="20"/>
+              </w:rPr>
+              <w:t>W S Security Outbound</w:t>
+            </w:r>
+          </w:p>
+        </w:tc>
+        <w:tc>
+          <w:tcPr>
+            <w:tcW w:type="dxa" w:w="5783"/>
+            <w:shd w:fill="F5F8FA"/>
+          </w:tcPr>
+          <w:p>
+            <w:r>
+              <w:rPr>
+                <w:rFonts w:ascii="Calibri" w:hAnsi="Calibri"/>
+                <w:sz w:val="20"/>
+              </w:rPr>
+              <w:t>None</w:t>
+            </w:r>
+          </w:p>
+        </w:tc>
+      </w:tr>
+      <w:tr>
+        <w:trPr>
+          <w:cantSplit/>
+        </w:trPr>
+        <w:tc>
+          <w:tcPr>
+            <w:tcW w:type="dxa" w:w="3118"/>
+          </w:tcPr>
+          <w:p>
+            <w:r>
+              <w:rPr>
+                <w:rFonts w:ascii="Calibri" w:hAnsi="Calibri"/>
+                <w:sz w:val="20"/>
+              </w:rPr>
+              <w:t>Recipient Token Include Strategy</w:t>
+            </w:r>
+          </w:p>
+        </w:tc>
+        <w:tc>
+          <w:tcPr>
+            <w:tcW w:type="dxa" w:w="5783"/>
+          </w:tcPr>
+          <w:p>
+            <w:r>
+              <w:rPr>
+                <w:rFonts w:ascii="Calibri" w:hAnsi="Calibri"/>
+                <w:sz w:val="20"/>
+              </w:rPr>
+              <w:t>Never</w:t>
+            </w:r>
+          </w:p>
+        </w:tc>
+      </w:tr>
+      <w:tr>
+        <w:trPr>
+          <w:cantSplit/>
+        </w:trPr>
+        <w:tc>
+          <w:tcPr>
+            <w:tcW w:type="dxa" w:w="3118"/>
+            <w:shd w:fill="F5F8FA"/>
+          </w:tcPr>
+          <w:p>
+            <w:r>
+              <w:rPr>
+                <w:rFonts w:ascii="Calibri" w:hAnsi="Calibri"/>
+                <w:sz w:val="20"/>
+              </w:rPr>
+              <w:t>Keep Connection Alive</w:t>
+            </w:r>
+          </w:p>
+        </w:tc>
+        <w:tc>
+          <w:tcPr>
+            <w:tcW w:type="dxa" w:w="5783"/>
+            <w:shd w:fill="F5F8FA"/>
+          </w:tcPr>
+          <w:p>
+            <w:r>
+              <w:rPr>
+                <w:rFonts w:ascii="Calibri" w:hAnsi="Calibri"/>
+                <w:sz w:val="20"/>
+              </w:rPr>
+              <w:t>1</w:t>
+            </w:r>
+          </w:p>
+        </w:tc>
+      </w:tr>
+      <w:tr>
+        <w:trPr>
+          <w:cantSplit/>
+        </w:trPr>
+        <w:tc>
+          <w:tcPr>
+            <w:tcW w:type="dxa" w:w="3118"/>
+          </w:tcPr>
+          <w:p>
+            <w:r>
+              <w:rPr>
+                <w:rFonts w:ascii="Calibri" w:hAnsi="Calibri"/>
+                <w:sz w:val="20"/>
+              </w:rPr>
+              <w:t>Layout Outbound</w:t>
+            </w:r>
+          </w:p>
+        </w:tc>
+        <w:tc>
+          <w:tcPr>
+            <w:tcW w:type="dxa" w:w="5783"/>
+          </w:tcPr>
+          <w:p>
+            <w:r>
+              <w:rPr>
+                <w:rFonts w:ascii="Calibri" w:hAnsi="Calibri"/>
+                <w:sz w:val="20"/>
+              </w:rPr>
+              <w:t>Strict</w:t>
+            </w:r>
+          </w:p>
+        </w:tc>
+      </w:tr>
+    </w:tbl>
+    <w:p/>
+    <w:p>
+      <w:pPr>
+        <w:pStyle w:val="Heading2"/>
+        <w:keepNext/>
+        <w:keepLines/>
+        <w:outlineLvl w:val="1"/>
+      </w:pPr>
+      <w:r>
+        <w:rPr>
+          <w:rFonts w:ascii="Calibri Light" w:hAnsi="Calibri Light"/>
+          <w:color w:val="0078B4"/>
+          <w:sz w:val="28"/>
+        </w:rPr>
+        <w:t>5.5 Mappings</w:t>
+      </w:r>
+    </w:p>
+    <w:tbl>
+      <w:tblPr>
+        <w:tblStyle w:val="TableGrid"/>
+        <w:tblW w:type="auto" w:w="0"/>
+        <w:jc w:val="left"/>
+        <w:tblLayout w:type="fixed"/>
+        <w:tblLook w:firstColumn="1" w:firstRow="1" w:lastColumn="0" w:lastRow="0" w:noHBand="0" w:noVBand="1" w:val="04A0"/>
+      </w:tblPr>
+      <w:tblGrid>
+        <w:gridCol w:w="2268"/>
+        <w:gridCol w:w="2835"/>
+        <w:gridCol w:w="3798"/>
+      </w:tblGrid>
+      <w:tr>
+        <w:trPr>
+          <w:tblHeader w:val="true"/>
+          <w:cantSplit/>
+        </w:trPr>
+        <w:tc>
+          <w:tcPr>
+            <w:tcW w:type="dxa" w:w="2268"/>
+            <w:shd w:fill="005293"/>
+          </w:tcPr>
+          <w:p>
+            <w:pPr>
+              <w:keepNext/>
+            </w:pPr>
+            <w:r>
+              <w:rPr>
+                <w:rFonts w:ascii="Calibri" w:hAnsi="Calibri"/>
+                <w:b/>
+                <w:color w:val="FFFFFF"/>
+                <w:sz w:val="20"/>
+              </w:rPr>
+              <w:t>Name</w:t>
+            </w:r>
+          </w:p>
+        </w:tc>
+        <w:tc>
+          <w:tcPr>
+            <w:tcW w:type="dxa" w:w="2835"/>
+            <w:shd w:fill="005293"/>
+          </w:tcPr>
+          <w:p>
+            <w:pPr>
+              <w:keepNext/>
+            </w:pPr>
+            <w:r>
+              <w:rPr>
+                <w:rFonts w:ascii="Calibri" w:hAnsi="Calibri"/>
+                <w:b/>
+                <w:color w:val="FFFFFF"/>
+                <w:sz w:val="20"/>
+              </w:rPr>
+              <w:t>2-Line Summary</w:t>
+            </w:r>
+          </w:p>
+        </w:tc>
+        <w:tc>
+          <w:tcPr>
+            <w:tcW w:type="dxa" w:w="3798"/>
+            <w:shd w:fill="005293"/>
+          </w:tcPr>
+          <w:p>
+            <w:pPr>
+              <w:keepNext/>
+            </w:pPr>
+            <w:r>
+              <w:rPr>
+                <w:rFonts w:ascii="Calibri" w:hAnsi="Calibri"/>
+                <w:b/>
+                <w:color w:val="FFFFFF"/>
+                <w:sz w:val="20"/>
+              </w:rPr>
+              <w:t>Mapping File Link</w:t>
+            </w:r>
+          </w:p>
+        </w:tc>
+      </w:tr>
+      <w:tr>
+        <w:trPr>
+          <w:cantSplit/>
+        </w:trPr>
+        <w:tc>
+          <w:tcPr>
+            <w:tcW w:type="dxa" w:w="2268"/>
+          </w:tcPr>
+          <w:p>
+            <w:r>
+              <w:rPr>
+                <w:rFonts w:ascii="Calibri" w:hAnsi="Calibri"/>
+                <w:sz w:val="20"/>
+              </w:rPr>
+              <w:t>Deliveries_to_CustomsDeclaration_XSLT</w:t>
+            </w:r>
+          </w:p>
+        </w:tc>
+        <w:tc>
+          <w:tcPr>
+            <w:tcW w:type="dxa" w:w="2835"/>
+          </w:tcPr>
+          <w:p>
+            <w:r>
+              <w:rPr>
+                <w:rFonts w:ascii="Calibri" w:hAnsi="Calibri"/>
+                <w:sz w:val="20"/>
+              </w:rPr>
+              <w:t>This mapping transforms Deliveries data into the CustomsDeclaration structure used later in SAP CI.</w:t>
+              <w:br/>
+              <w:t>It is executed during message processing to reshape the payload before the next handoff.</w:t>
+            </w:r>
+          </w:p>
+        </w:tc>
+        <w:tc>
+          <w:tcPr>
+            <w:tcW w:type="dxa" w:w="3798"/>
+          </w:tcPr>
+          <w:p>
+            <w:r>
+              <w:rPr>
+                <w:rFonts w:ascii="Calibri" w:hAnsi="Calibri"/>
+                <w:sz w:val="20"/>
+              </w:rPr>
               <w:t>src\main\resources\mapping\Deliveries_to_CustomsDeclaration_XSLT.xsl</w:t>
+            </w:r>
+          </w:p>
+        </w:tc>
+      </w:tr>
+      <w:tr>
+        <w:trPr>
+          <w:cantSplit/>
+        </w:trPr>
+        <w:tc>
+          <w:tcPr>
+            <w:tcW w:type="dxa" w:w="2268"/>
+            <w:shd w:fill="F5F8FA"/>
+          </w:tcPr>
+          <w:p>
+            <w:r>
+              <w:rPr>
+                <w:rFonts w:ascii="Calibri" w:hAnsi="Calibri"/>
+                <w:sz w:val="20"/>
+              </w:rPr>
+              <w:t>Deliveries_to_Deliveries_XSLT</w:t>
+            </w:r>
+          </w:p>
+        </w:tc>
+        <w:tc>
+          <w:tcPr>
+            <w:tcW w:type="dxa" w:w="2835"/>
+            <w:shd w:fill="F5F8FA"/>
+          </w:tcPr>
+          <w:p>
+            <w:r>
+              <w:rPr>
+                <w:rFonts w:ascii="Calibri" w:hAnsi="Calibri"/>
+                <w:sz w:val="20"/>
+              </w:rPr>
+              <w:t>This mapping transforms Deliveries data into the Deliveries structure used later in SAP CI.</w:t>
+              <w:br/>
+              <w:t>It is executed during message processing to reshape the payload before the next handoff.</w:t>
+            </w:r>
+          </w:p>
+        </w:tc>
+        <w:tc>
+          <w:tcPr>
+            <w:tcW w:type="dxa" w:w="3798"/>
+            <w:shd w:fill="F5F8FA"/>
+          </w:tcPr>
+          <w:p>
+            <w:r>
+              <w:rPr>
+                <w:rFonts w:ascii="Calibri" w:hAnsi="Calibri"/>
+                <w:sz w:val="20"/>
+              </w:rPr>
+              <w:t>src\main\resources\mapping\Deliveries_to_Deliveries_XSLT.xsl</w:t>
+            </w:r>
+          </w:p>
+        </w:tc>
+      </w:tr>
+    </w:tbl>
+    <w:p/>
+    <w:p>
+      <w:pPr>
+        <w:pStyle w:val="Heading3"/>
+        <w:keepNext/>
+        <w:keepLines/>
+        <w:outlineLvl w:val="2"/>
+        <w:collapsed w:val="1"/>
+        <w15:collapsed xmlns:w15="http://schemas.microsoft.com/office/word/2012/wordml"/>
+      </w:pPr>
+      <w:r>
+        <w:rPr>
+          <w:rFonts w:ascii="Calibri Light" w:hAnsi="Calibri Light"/>
+          <w:color w:val="212529"/>
+          <w:sz w:val="24"/>
+        </w:rPr>
+        <w:t>Deliveries_to_CustomsDeclaration_XSLT</w:t>
+      </w:r>
+    </w:p>
+    <w:tbl>
+      <w:tblPr>
+        <w:tblStyle w:val="TableGrid"/>
+        <w:tblW w:type="auto" w:w="0"/>
+        <w:jc w:val="left"/>
+        <w:tblLayout w:type="fixed"/>
+        <w:tblLook w:firstColumn="1" w:firstRow="1" w:lastColumn="0" w:lastRow="0" w:noHBand="0" w:noVBand="1" w:val="04A0"/>
+      </w:tblPr>
+      <w:tblGrid>
+        <w:gridCol w:w="3118"/>
+        <w:gridCol w:w="5783"/>
+      </w:tblGrid>
+      <w:tr>
+        <w:trPr>
+          <w:tblHeader w:val="true"/>
+          <w:cantSplit/>
+        </w:trPr>
+        <w:tc>
+          <w:tcPr>
+            <w:tcW w:type="dxa" w:w="3118"/>
+            <w:shd w:fill="005293"/>
+          </w:tcPr>
+          <w:p>
+            <w:pPr>
+              <w:keepNext/>
+            </w:pPr>
+            <w:r>
+              <w:rPr>
+                <w:rFonts w:ascii="Calibri" w:hAnsi="Calibri"/>
+                <w:b/>
+                <w:color w:val="FFFFFF"/>
+                <w:sz w:val="20"/>
+              </w:rPr>
+              <w:t>Attribute</w:t>
+            </w:r>
+          </w:p>
+        </w:tc>
+        <w:tc>
+          <w:tcPr>
+            <w:tcW w:type="dxa" w:w="5783"/>
+            <w:shd w:fill="005293"/>
+          </w:tcPr>
+          <w:p>
+            <w:pPr>
+              <w:keepNext/>
+            </w:pPr>
+            <w:r>
+              <w:rPr>
+                <w:rFonts w:ascii="Calibri" w:hAnsi="Calibri"/>
+                <w:b/>
+                <w:color w:val="FFFFFF"/>
+                <w:sz w:val="20"/>
+              </w:rPr>
+              <w:t>Value</w:t>
+            </w:r>
+          </w:p>
+        </w:tc>
+      </w:tr>
+      <w:tr>
+        <w:trPr>
+          <w:cantSplit/>
+        </w:trPr>
+        <w:tc>
+          <w:tcPr>
+            <w:tcW w:type="dxa" w:w="3118"/>
+          </w:tcPr>
+          <w:p>
+            <w:r>
+              <w:rPr>
+                <w:rFonts w:ascii="Calibri" w:hAnsi="Calibri"/>
+                <w:sz w:val="20"/>
+              </w:rPr>
+              <w:t>Source Message / Object</w:t>
+            </w:r>
+          </w:p>
+        </w:tc>
+        <w:tc>
+          <w:tcPr>
+            <w:tcW w:type="dxa" w:w="5783"/>
+          </w:tcPr>
+          <w:p>
+            <w:r>
+              <w:rPr>
+                <w:rFonts w:ascii="Calibri" w:hAnsi="Calibri"/>
+                <w:sz w:val="20"/>
+              </w:rPr>
+              <w:t>Deliveries</w:t>
+            </w:r>
+          </w:p>
+        </w:tc>
+      </w:tr>
+      <w:tr>
+        <w:trPr>
+          <w:cantSplit/>
+        </w:trPr>
+        <w:tc>
+          <w:tcPr>
+            <w:tcW w:type="dxa" w:w="3118"/>
+            <w:shd w:fill="F5F8FA"/>
+          </w:tcPr>
+          <w:p>
+            <w:r>
+              <w:rPr>
+                <w:rFonts w:ascii="Calibri" w:hAnsi="Calibri"/>
+                <w:sz w:val="20"/>
+              </w:rPr>
+              <w:t>Target Message / Object</w:t>
+            </w:r>
+          </w:p>
+        </w:tc>
+        <w:tc>
+          <w:tcPr>
+            <w:tcW w:type="dxa" w:w="5783"/>
+            <w:shd w:fill="F5F8FA"/>
+          </w:tcPr>
+          <w:p>
+            <w:r>
+              <w:rPr>
+                <w:rFonts w:ascii="Calibri" w:hAnsi="Calibri"/>
+                <w:sz w:val="20"/>
+              </w:rPr>
+              <w:t>CustomsDeclaration</w:t>
             </w:r>
           </w:p>
         </w:tc>
@@ -4166,36 +5893,6 @@
         <w:t>Deliveries_to_Deliveries_XSLT</w:t>
       </w:r>
     </w:p>
-    <w:p>
-      <w:pPr>
-        <w:spacing w:after="160" w:line="276" w:lineRule="auto"/>
-      </w:pPr>
-      <w:r>
-        <w:rPr>
-          <w:rFonts w:ascii="Calibri" w:hAnsi="Calibri"/>
-          <w:b w:val="0"/>
-          <w:i w:val="0"/>
-          <w:color w:val="212529"/>
-          <w:sz w:val="22"/>
-        </w:rPr>
-        <w:t>This mapping transforms Deliveries data into the Deliveries structure used later in SAP CI.</w:t>
-      </w:r>
-    </w:p>
-    <w:p>
-      <w:pPr>
-        <w:spacing w:after="160" w:line="276" w:lineRule="auto"/>
-      </w:pPr>
-      <w:r>
-        <w:rPr>
-          <w:rFonts w:ascii="Calibri" w:hAnsi="Calibri"/>
-          <w:b w:val="0"/>
-          <w:i w:val="0"/>
-          <w:color w:val="212529"/>
-          <w:sz w:val="22"/>
-        </w:rPr>
-        <w:t>It is executed during message processing to reshape the payload before the next handoff.</w:t>
-      </w:r>
-    </w:p>
     <w:tbl>
       <w:tblPr>
         <w:tblStyle w:val="TableGrid"/>
@@ -4318,39 +6015,6 @@
                 <w:sz w:val="20"/>
               </w:rPr>
               <w:t>Deliveries</w:t>
-            </w:r>
-          </w:p>
-        </w:tc>
-      </w:tr>
-      <w:tr>
-        <w:trPr>
-          <w:cantSplit/>
-        </w:trPr>
-        <w:tc>
-          <w:tcPr>
-            <w:tcW w:type="dxa" w:w="3118"/>
-          </w:tcPr>
-          <w:p>
-            <w:r>
-              <w:rPr>
-                <w:rFonts w:ascii="Calibri" w:hAnsi="Calibri"/>
-                <w:sz w:val="20"/>
-              </w:rPr>
-              <w:t>Mapping File</w:t>
-            </w:r>
-          </w:p>
-        </w:tc>
-        <w:tc>
-          <w:tcPr>
-            <w:tcW w:type="dxa" w:w="5783"/>
-          </w:tcPr>
-          <w:p>
-            <w:r>
-              <w:rPr>
-                <w:rFonts w:ascii="Calibri" w:hAnsi="Calibri"/>
-                <w:sz w:val="20"/>
-              </w:rPr>
-              <w:t>src\main\resources\mapping\Deliveries_to_Deliveries_XSLT.xsl</w:t>
             </w:r>
           </w:p>
         </w:tc>
@@ -5679,7 +7343,7 @@
       <w:r>
         <w:drawing>
           <wp:inline xmlns:a="http://schemas.openxmlformats.org/drawingml/2006/main" xmlns:pic="http://schemas.openxmlformats.org/drawingml/2006/picture">
-            <wp:extent cx="4937760" cy="1671145"/>
+            <wp:extent cx="4937760" cy="2272044"/>
             <wp:docPr id="4" name="Picture 4"/>
             <wp:cNvGraphicFramePr>
               <a:graphicFrameLocks noChangeAspect="1"/>
@@ -5700,7 +7364,7 @@
                   <pic:spPr>
                     <a:xfrm>
                       <a:off x="0" y="0"/>
-                      <a:ext cx="4937760" cy="1671145"/>
+                      <a:ext cx="4937760" cy="2272044"/>
                     </a:xfrm>
                     <a:prstGeom prst="rect"/>
                   </pic:spPr>
@@ -5721,7 +7385,7 @@
           <w:color w:val="6C757D"/>
           <w:sz w:val="20"/>
         </w:rPr>
-        <w:t>Figure: Exception SubProcess (Copied from Integration Flow Diagram)</w:t>
+        <w:t>Figure: Exception SubProcess Diagram</w:t>
       </w:r>
     </w:p>
     <w:p/>
